--- a/Dossier  de projet Forever.docx
+++ b/Dossier  de projet Forever.docx
@@ -484,7 +484,14 @@
           <w:sz w:val="28"/>
           <w:szCs w:val="28"/>
         </w:rPr>
-        <w:t>----------------------------------------------------------- p.2</w:t>
+        <w:t>----------------------------------------------------------- p.</w:t>
+      </w:r>
+      <w:r>
+        <w:rPr>
+          <w:sz w:val="28"/>
+          <w:szCs w:val="28"/>
+        </w:rPr>
+        <w:t>4</w:t>
       </w:r>
     </w:p>
     <w:p>
@@ -526,8 +533,168 @@
           <w:sz w:val="28"/>
           <w:szCs w:val="28"/>
         </w:rPr>
-        <w:t>p.3</w:t>
-      </w:r>
+        <w:t>p.</w:t>
+      </w:r>
+      <w:r>
+        <w:rPr>
+          <w:sz w:val="28"/>
+          <w:szCs w:val="28"/>
+        </w:rPr>
+        <w:t>5</w:t>
+      </w:r>
+    </w:p>
+    <w:p>
+      <w:pPr>
+        <w:pStyle w:val="Paragraphedeliste"/>
+        <w:jc w:val="both"/>
+        <w:rPr>
+          <w:sz w:val="20"/>
+          <w:szCs w:val="20"/>
+        </w:rPr>
+      </w:pPr>
+      <w:r>
+        <w:rPr>
+          <w:sz w:val="20"/>
+          <w:szCs w:val="20"/>
+        </w:rPr>
+        <w:t>Présentation générale</w:t>
+      </w:r>
+    </w:p>
+    <w:p>
+      <w:pPr>
+        <w:pStyle w:val="Paragraphedeliste"/>
+        <w:jc w:val="both"/>
+        <w:rPr>
+          <w:sz w:val="20"/>
+          <w:szCs w:val="20"/>
+        </w:rPr>
+      </w:pPr>
+      <w:r>
+        <w:rPr>
+          <w:sz w:val="20"/>
+          <w:szCs w:val="20"/>
+        </w:rPr>
+        <w:t>Contexte</w:t>
+      </w:r>
+    </w:p>
+    <w:p>
+      <w:pPr>
+        <w:pStyle w:val="Paragraphedeliste"/>
+        <w:jc w:val="both"/>
+        <w:rPr>
+          <w:sz w:val="20"/>
+          <w:szCs w:val="20"/>
+        </w:rPr>
+      </w:pPr>
+      <w:r>
+        <w:rPr>
+          <w:sz w:val="20"/>
+          <w:szCs w:val="20"/>
+        </w:rPr>
+        <w:t>Objectifs</w:t>
+      </w:r>
+    </w:p>
+    <w:p>
+      <w:pPr>
+        <w:pStyle w:val="Paragraphedeliste"/>
+        <w:jc w:val="both"/>
+        <w:rPr>
+          <w:sz w:val="20"/>
+          <w:szCs w:val="20"/>
+        </w:rPr>
+      </w:pPr>
+      <w:r>
+        <w:rPr>
+          <w:sz w:val="20"/>
+          <w:szCs w:val="20"/>
+        </w:rPr>
+        <w:t>Besoins auxquels le projet répond</w:t>
+      </w:r>
+    </w:p>
+    <w:p>
+      <w:pPr>
+        <w:pStyle w:val="Paragraphedeliste"/>
+        <w:jc w:val="both"/>
+        <w:rPr>
+          <w:sz w:val="20"/>
+          <w:szCs w:val="20"/>
+        </w:rPr>
+      </w:pPr>
+      <w:r>
+        <w:rPr>
+          <w:sz w:val="20"/>
+          <w:szCs w:val="20"/>
+        </w:rPr>
+        <w:t>Besoin d</w:t>
+      </w:r>
+      <w:r>
+        <w:rPr>
+          <w:sz w:val="20"/>
+          <w:szCs w:val="20"/>
+        </w:rPr>
+        <w:t>e confiance et de sécurité</w:t>
+      </w:r>
+    </w:p>
+    <w:p>
+      <w:pPr>
+        <w:pStyle w:val="Paragraphedeliste"/>
+        <w:jc w:val="both"/>
+        <w:rPr>
+          <w:sz w:val="20"/>
+          <w:szCs w:val="20"/>
+        </w:rPr>
+      </w:pPr>
+      <w:r>
+        <w:rPr>
+          <w:sz w:val="20"/>
+          <w:szCs w:val="20"/>
+        </w:rPr>
+        <w:t>Besoin de fluidité d’expérience</w:t>
+      </w:r>
+    </w:p>
+    <w:p>
+      <w:pPr>
+        <w:pStyle w:val="Paragraphedeliste"/>
+        <w:jc w:val="both"/>
+        <w:rPr>
+          <w:sz w:val="20"/>
+          <w:szCs w:val="20"/>
+        </w:rPr>
+      </w:pPr>
+      <w:r>
+        <w:rPr>
+          <w:sz w:val="20"/>
+          <w:szCs w:val="20"/>
+        </w:rPr>
+        <w:t>Besoin de flexibilité de paiement</w:t>
+      </w:r>
+    </w:p>
+    <w:p>
+      <w:pPr>
+        <w:pStyle w:val="Paragraphedeliste"/>
+        <w:jc w:val="both"/>
+        <w:rPr>
+          <w:sz w:val="20"/>
+          <w:szCs w:val="20"/>
+        </w:rPr>
+      </w:pPr>
+      <w:r>
+        <w:rPr>
+          <w:sz w:val="20"/>
+          <w:szCs w:val="20"/>
+        </w:rPr>
+        <w:t>Besoin de gestion de contenu</w:t>
+      </w:r>
+    </w:p>
+    <w:p>
+      <w:pPr>
+        <w:pStyle w:val="Paragraphedeliste"/>
+        <w:jc w:val="both"/>
+        <w:rPr>
+          <w:sz w:val="20"/>
+          <w:szCs w:val="20"/>
+        </w:rPr>
+      </w:pPr>
     </w:p>
     <w:p>
       <w:pPr>
@@ -547,15 +714,104 @@
           <w:sz w:val="28"/>
           <w:szCs w:val="28"/>
         </w:rPr>
-        <w:t>Spécifications techniques et fonctionnelles</w:t>
+        <w:t>Spécific</w:t>
       </w:r>
       <w:r>
         <w:rPr>
           <w:sz w:val="28"/>
           <w:szCs w:val="28"/>
         </w:rPr>
-        <w:t>--------------------------- p.5</w:t>
-      </w:r>
+        <w:t>ités</w:t>
+      </w:r>
+      <w:r>
+        <w:rPr>
+          <w:sz w:val="28"/>
+          <w:szCs w:val="28"/>
+        </w:rPr>
+        <w:t xml:space="preserve"> techniques et fonctionnelles</w:t>
+      </w:r>
+      <w:r>
+        <w:rPr>
+          <w:sz w:val="28"/>
+          <w:szCs w:val="28"/>
+        </w:rPr>
+        <w:t>--------------------------- p.</w:t>
+      </w:r>
+      <w:r>
+        <w:rPr>
+          <w:sz w:val="28"/>
+          <w:szCs w:val="28"/>
+        </w:rPr>
+        <w:t>6</w:t>
+      </w:r>
+    </w:p>
+    <w:p>
+      <w:pPr>
+        <w:pStyle w:val="Paragraphedeliste"/>
+        <w:jc w:val="both"/>
+        <w:rPr>
+          <w:sz w:val="20"/>
+          <w:szCs w:val="20"/>
+        </w:rPr>
+      </w:pPr>
+      <w:r>
+        <w:rPr>
+          <w:sz w:val="20"/>
+          <w:szCs w:val="20"/>
+        </w:rPr>
+        <w:t>Stack</w:t>
+      </w:r>
+      <w:r>
+        <w:rPr>
+          <w:sz w:val="20"/>
+          <w:szCs w:val="20"/>
+        </w:rPr>
+        <w:t xml:space="preserve"> technique</w:t>
+      </w:r>
+    </w:p>
+    <w:p>
+      <w:pPr>
+        <w:pStyle w:val="Paragraphedeliste"/>
+        <w:jc w:val="both"/>
+        <w:rPr>
+          <w:sz w:val="20"/>
+          <w:szCs w:val="20"/>
+        </w:rPr>
+      </w:pPr>
+      <w:r>
+        <w:rPr>
+          <w:sz w:val="20"/>
+          <w:szCs w:val="20"/>
+        </w:rPr>
+        <w:t>Architecture de l’application</w:t>
+      </w:r>
+    </w:p>
+    <w:p>
+      <w:pPr>
+        <w:pStyle w:val="Paragraphedeliste"/>
+        <w:jc w:val="both"/>
+        <w:rPr>
+          <w:sz w:val="20"/>
+          <w:szCs w:val="20"/>
+        </w:rPr>
+      </w:pPr>
+      <w:r>
+        <w:rPr>
+          <w:sz w:val="20"/>
+          <w:szCs w:val="20"/>
+        </w:rPr>
+        <w:t>Spécifications fonctionnelles détaillées</w:t>
+      </w:r>
+    </w:p>
+    <w:p>
+      <w:pPr>
+        <w:pStyle w:val="Paragraphedeliste"/>
+        <w:jc w:val="both"/>
+        <w:rPr>
+          <w:sz w:val="20"/>
+          <w:szCs w:val="20"/>
+        </w:rPr>
+      </w:pPr>
     </w:p>
     <w:p>
       <w:pPr>
@@ -618,8 +874,100 @@
           <w:lang w:eastAsia="fr-FR"/>
           <w14:ligatures w14:val="none"/>
         </w:rPr>
-        <w:t>p.8</w:t>
-      </w:r>
+        <w:t>p.</w:t>
+      </w:r>
+      <w:r>
+        <w:rPr>
+          <w:rFonts w:eastAsia="Times New Roman" w:cstheme="minorHAnsi"/>
+          <w:kern w:val="0"/>
+          <w:sz w:val="28"/>
+          <w:szCs w:val="28"/>
+          <w:lang w:eastAsia="fr-FR"/>
+          <w14:ligatures w14:val="none"/>
+        </w:rPr>
+        <w:t>9</w:t>
+      </w:r>
+    </w:p>
+    <w:p>
+      <w:pPr>
+        <w:pStyle w:val="Paragraphedeliste"/>
+        <w:spacing w:before="100" w:beforeAutospacing="1" w:after="100" w:afterAutospacing="1" w:line="240" w:lineRule="auto"/>
+        <w:jc w:val="both"/>
+        <w:outlineLvl w:val="1"/>
+        <w:rPr>
+          <w:rFonts w:eastAsia="Times New Roman" w:cstheme="minorHAnsi"/>
+          <w:kern w:val="0"/>
+          <w:sz w:val="20"/>
+          <w:szCs w:val="20"/>
+          <w:lang w:eastAsia="fr-FR"/>
+          <w14:ligatures w14:val="none"/>
+        </w:rPr>
+      </w:pPr>
+      <w:r>
+        <w:rPr>
+          <w:rFonts w:eastAsia="Times New Roman" w:cstheme="minorHAnsi"/>
+          <w:kern w:val="0"/>
+          <w:sz w:val="20"/>
+          <w:szCs w:val="20"/>
+          <w:lang w:eastAsia="fr-FR"/>
+          <w14:ligatures w14:val="none"/>
+        </w:rPr>
+        <w:t xml:space="preserve">Etude </w:t>
+      </w:r>
+      <w:r>
+        <w:rPr>
+          <w:rFonts w:eastAsia="Times New Roman" w:cstheme="minorHAnsi"/>
+          <w:kern w:val="0"/>
+          <w:sz w:val="20"/>
+          <w:szCs w:val="20"/>
+          <w:lang w:eastAsia="fr-FR"/>
+          <w14:ligatures w14:val="none"/>
+        </w:rPr>
+        <w:t>des besoins fonctionnels et techniques</w:t>
+      </w:r>
+    </w:p>
+    <w:p>
+      <w:pPr>
+        <w:pStyle w:val="Paragraphedeliste"/>
+        <w:spacing w:before="100" w:beforeAutospacing="1" w:after="100" w:afterAutospacing="1" w:line="240" w:lineRule="auto"/>
+        <w:jc w:val="both"/>
+        <w:outlineLvl w:val="1"/>
+        <w:rPr>
+          <w:rFonts w:eastAsia="Times New Roman" w:cstheme="minorHAnsi"/>
+          <w:kern w:val="0"/>
+          <w:sz w:val="20"/>
+          <w:szCs w:val="20"/>
+          <w:lang w:eastAsia="fr-FR"/>
+          <w14:ligatures w14:val="none"/>
+        </w:rPr>
+      </w:pPr>
+      <w:r>
+        <w:rPr>
+          <w:rFonts w:eastAsia="Times New Roman" w:cstheme="minorHAnsi"/>
+          <w:kern w:val="0"/>
+          <w:sz w:val="20"/>
+          <w:szCs w:val="20"/>
+          <w:lang w:eastAsia="fr-FR"/>
+          <w14:ligatures w14:val="none"/>
+        </w:rPr>
+        <w:t>Choix technologiques et outils utilisés</w:t>
+      </w:r>
+    </w:p>
+    <w:p>
+      <w:pPr>
+        <w:pStyle w:val="Paragraphedeliste"/>
+        <w:spacing w:before="100" w:beforeAutospacing="1" w:after="100" w:afterAutospacing="1" w:line="240" w:lineRule="auto"/>
+        <w:jc w:val="both"/>
+        <w:outlineLvl w:val="1"/>
+        <w:rPr>
+          <w:rFonts w:eastAsia="Times New Roman" w:cstheme="minorHAnsi"/>
+          <w:kern w:val="0"/>
+          <w:sz w:val="20"/>
+          <w:szCs w:val="20"/>
+          <w:lang w:eastAsia="fr-FR"/>
+          <w14:ligatures w14:val="none"/>
+        </w:rPr>
+      </w:pPr>
     </w:p>
     <w:p>
       <w:pPr>
@@ -660,8 +1008,284 @@
           <w:lang w:eastAsia="fr-FR"/>
           <w14:ligatures w14:val="none"/>
         </w:rPr>
-        <w:t>---------------------------- p.11</w:t>
-      </w:r>
+        <w:t>---------------------------- p.1</w:t>
+      </w:r>
+      <w:r>
+        <w:rPr>
+          <w:rFonts w:eastAsia="Times New Roman" w:cstheme="minorHAnsi"/>
+          <w:kern w:val="0"/>
+          <w:sz w:val="28"/>
+          <w:szCs w:val="28"/>
+          <w:lang w:eastAsia="fr-FR"/>
+          <w14:ligatures w14:val="none"/>
+        </w:rPr>
+        <w:t>2</w:t>
+      </w:r>
+    </w:p>
+    <w:p>
+      <w:pPr>
+        <w:pStyle w:val="Paragraphedeliste"/>
+        <w:spacing w:before="100" w:beforeAutospacing="1" w:after="100" w:afterAutospacing="1" w:line="240" w:lineRule="auto"/>
+        <w:jc w:val="both"/>
+        <w:outlineLvl w:val="1"/>
+        <w:rPr>
+          <w:rFonts w:eastAsia="Times New Roman" w:cstheme="minorHAnsi"/>
+          <w:kern w:val="0"/>
+          <w:sz w:val="20"/>
+          <w:szCs w:val="20"/>
+          <w:lang w:eastAsia="fr-FR"/>
+          <w14:ligatures w14:val="none"/>
+        </w:rPr>
+      </w:pPr>
+      <w:r>
+        <w:rPr>
+          <w:rFonts w:eastAsia="Times New Roman" w:cstheme="minorHAnsi"/>
+          <w:kern w:val="0"/>
+          <w:sz w:val="20"/>
+          <w:szCs w:val="20"/>
+          <w:lang w:eastAsia="fr-FR"/>
+          <w14:ligatures w14:val="none"/>
+        </w:rPr>
+        <w:t xml:space="preserve">Phase 1 </w:t>
+      </w:r>
+      <w:r>
+        <w:rPr>
+          <w:rFonts w:eastAsia="Times New Roman" w:cstheme="minorHAnsi"/>
+          <w:kern w:val="0"/>
+          <w:sz w:val="20"/>
+          <w:szCs w:val="20"/>
+          <w:lang w:eastAsia="fr-FR"/>
+          <w14:ligatures w14:val="none"/>
+        </w:rPr>
+        <w:t>– Mise en place de l’environnement et de la base du projet</w:t>
+      </w:r>
+    </w:p>
+    <w:p>
+      <w:pPr>
+        <w:pStyle w:val="Paragraphedeliste"/>
+        <w:spacing w:before="100" w:beforeAutospacing="1" w:after="100" w:afterAutospacing="1" w:line="240" w:lineRule="auto"/>
+        <w:jc w:val="both"/>
+        <w:outlineLvl w:val="1"/>
+        <w:rPr>
+          <w:rFonts w:eastAsia="Times New Roman" w:cstheme="minorHAnsi"/>
+          <w:kern w:val="0"/>
+          <w:sz w:val="20"/>
+          <w:szCs w:val="20"/>
+          <w:lang w:eastAsia="fr-FR"/>
+          <w14:ligatures w14:val="none"/>
+        </w:rPr>
+      </w:pPr>
+      <w:r>
+        <w:rPr>
+          <w:rFonts w:eastAsia="Times New Roman" w:cstheme="minorHAnsi"/>
+          <w:kern w:val="0"/>
+          <w:sz w:val="20"/>
+          <w:szCs w:val="20"/>
+          <w:lang w:eastAsia="fr-FR"/>
+          <w14:ligatures w14:val="none"/>
+        </w:rPr>
+        <w:t>Phase 2 – Connection à la base de données et configuration des services cloud</w:t>
+      </w:r>
+    </w:p>
+    <w:p>
+      <w:pPr>
+        <w:pStyle w:val="Paragraphedeliste"/>
+        <w:spacing w:before="100" w:beforeAutospacing="1" w:after="100" w:afterAutospacing="1" w:line="240" w:lineRule="auto"/>
+        <w:jc w:val="both"/>
+        <w:outlineLvl w:val="1"/>
+        <w:rPr>
+          <w:rFonts w:eastAsia="Times New Roman" w:cstheme="minorHAnsi"/>
+          <w:kern w:val="0"/>
+          <w:sz w:val="20"/>
+          <w:szCs w:val="20"/>
+          <w:lang w:eastAsia="fr-FR"/>
+          <w14:ligatures w14:val="none"/>
+        </w:rPr>
+      </w:pPr>
+      <w:r>
+        <w:rPr>
+          <w:rFonts w:eastAsia="Times New Roman" w:cstheme="minorHAnsi"/>
+          <w:kern w:val="0"/>
+          <w:sz w:val="20"/>
+          <w:szCs w:val="20"/>
+          <w:lang w:eastAsia="fr-FR"/>
+          <w14:ligatures w14:val="none"/>
+        </w:rPr>
+        <w:t xml:space="preserve">Phase 3 – Modélisation des données </w:t>
+      </w:r>
+    </w:p>
+    <w:p>
+      <w:pPr>
+        <w:pStyle w:val="Paragraphedeliste"/>
+        <w:spacing w:before="100" w:beforeAutospacing="1" w:after="100" w:afterAutospacing="1" w:line="240" w:lineRule="auto"/>
+        <w:jc w:val="both"/>
+        <w:outlineLvl w:val="1"/>
+        <w:rPr>
+          <w:rFonts w:eastAsia="Times New Roman" w:cstheme="minorHAnsi"/>
+          <w:kern w:val="0"/>
+          <w:sz w:val="20"/>
+          <w:szCs w:val="20"/>
+          <w:lang w:eastAsia="fr-FR"/>
+          <w14:ligatures w14:val="none"/>
+        </w:rPr>
+      </w:pPr>
+      <w:r>
+        <w:rPr>
+          <w:rFonts w:eastAsia="Times New Roman" w:cstheme="minorHAnsi"/>
+          <w:kern w:val="0"/>
+          <w:sz w:val="20"/>
+          <w:szCs w:val="20"/>
+          <w:lang w:eastAsia="fr-FR"/>
+          <w14:ligatures w14:val="none"/>
+        </w:rPr>
+        <w:t>Phase 4 – Développement de l’API REST (backend)</w:t>
+      </w:r>
+    </w:p>
+    <w:p>
+      <w:pPr>
+        <w:pStyle w:val="Paragraphedeliste"/>
+        <w:spacing w:before="100" w:beforeAutospacing="1" w:after="100" w:afterAutospacing="1" w:line="240" w:lineRule="auto"/>
+        <w:jc w:val="both"/>
+        <w:outlineLvl w:val="1"/>
+        <w:rPr>
+          <w:rFonts w:eastAsia="Times New Roman" w:cstheme="minorHAnsi"/>
+          <w:kern w:val="0"/>
+          <w:sz w:val="20"/>
+          <w:szCs w:val="20"/>
+          <w:lang w:eastAsia="fr-FR"/>
+          <w14:ligatures w14:val="none"/>
+        </w:rPr>
+      </w:pPr>
+      <w:r>
+        <w:rPr>
+          <w:rFonts w:eastAsia="Times New Roman" w:cstheme="minorHAnsi"/>
+          <w:kern w:val="0"/>
+          <w:sz w:val="20"/>
+          <w:szCs w:val="20"/>
+          <w:lang w:eastAsia="fr-FR"/>
+          <w14:ligatures w14:val="none"/>
+        </w:rPr>
+        <w:t>Phase 5 – Développement du frontend client</w:t>
+      </w:r>
+    </w:p>
+    <w:p>
+      <w:pPr>
+        <w:pStyle w:val="Paragraphedeliste"/>
+        <w:spacing w:before="100" w:beforeAutospacing="1" w:after="100" w:afterAutospacing="1" w:line="240" w:lineRule="auto"/>
+        <w:jc w:val="both"/>
+        <w:outlineLvl w:val="1"/>
+        <w:rPr>
+          <w:rFonts w:eastAsia="Times New Roman" w:cstheme="minorHAnsi"/>
+          <w:kern w:val="0"/>
+          <w:sz w:val="20"/>
+          <w:szCs w:val="20"/>
+          <w:lang w:eastAsia="fr-FR"/>
+          <w14:ligatures w14:val="none"/>
+        </w:rPr>
+      </w:pPr>
+      <w:r>
+        <w:rPr>
+          <w:rFonts w:eastAsia="Times New Roman" w:cstheme="minorHAnsi"/>
+          <w:kern w:val="0"/>
+          <w:sz w:val="20"/>
+          <w:szCs w:val="20"/>
+          <w:lang w:eastAsia="fr-FR"/>
+          <w14:ligatures w14:val="none"/>
+        </w:rPr>
+        <w:t>Phase 6 – Développement du panel d’administration</w:t>
+      </w:r>
+    </w:p>
+    <w:p>
+      <w:pPr>
+        <w:pStyle w:val="Paragraphedeliste"/>
+        <w:spacing w:before="100" w:beforeAutospacing="1" w:after="100" w:afterAutospacing="1" w:line="240" w:lineRule="auto"/>
+        <w:jc w:val="both"/>
+        <w:outlineLvl w:val="1"/>
+        <w:rPr>
+          <w:rFonts w:eastAsia="Times New Roman" w:cstheme="minorHAnsi"/>
+          <w:kern w:val="0"/>
+          <w:sz w:val="28"/>
+          <w:szCs w:val="28"/>
+          <w:lang w:eastAsia="fr-FR"/>
+          <w14:ligatures w14:val="none"/>
+        </w:rPr>
+      </w:pPr>
+      <w:r>
+        <w:rPr>
+          <w:rFonts w:eastAsia="Times New Roman" w:cstheme="minorHAnsi"/>
+          <w:kern w:val="0"/>
+          <w:sz w:val="20"/>
+          <w:szCs w:val="20"/>
+          <w:lang w:eastAsia="fr-FR"/>
+          <w14:ligatures w14:val="none"/>
+        </w:rPr>
+        <w:t>Phase 7 – Test et dé</w:t>
+      </w:r>
+      <w:r>
+        <w:rPr>
+          <w:rFonts w:eastAsia="Times New Roman" w:cstheme="minorHAnsi"/>
+          <w:kern w:val="0"/>
+          <w:sz w:val="20"/>
+          <w:szCs w:val="20"/>
+          <w:lang w:eastAsia="fr-FR"/>
+          <w14:ligatures w14:val="none"/>
+        </w:rPr>
+        <w:t>ploiement</w:t>
+      </w:r>
+    </w:p>
+    <w:p>
+      <w:pPr>
+        <w:pStyle w:val="Paragraphedeliste"/>
+        <w:spacing w:before="100" w:beforeAutospacing="1" w:after="100" w:afterAutospacing="1" w:line="240" w:lineRule="auto"/>
+        <w:jc w:val="both"/>
+        <w:outlineLvl w:val="1"/>
+        <w:rPr>
+          <w:rFonts w:eastAsia="Times New Roman" w:cstheme="minorHAnsi"/>
+          <w:kern w:val="0"/>
+          <w:sz w:val="20"/>
+          <w:szCs w:val="20"/>
+          <w:lang w:eastAsia="fr-FR"/>
+          <w14:ligatures w14:val="none"/>
+        </w:rPr>
+      </w:pPr>
+      <w:r>
+        <w:rPr>
+          <w:rFonts w:eastAsia="Times New Roman" w:cstheme="minorHAnsi"/>
+          <w:kern w:val="0"/>
+          <w:sz w:val="20"/>
+          <w:szCs w:val="20"/>
+          <w:lang w:eastAsia="fr-FR"/>
+          <w14:ligatures w14:val="none"/>
+        </w:rPr>
+        <w:t>C</w:t>
+      </w:r>
+      <w:r>
+        <w:rPr>
+          <w:rFonts w:eastAsia="Times New Roman" w:cstheme="minorHAnsi"/>
+          <w:kern w:val="0"/>
+          <w:sz w:val="20"/>
+          <w:szCs w:val="20"/>
+          <w:lang w:eastAsia="fr-FR"/>
+          <w14:ligatures w14:val="none"/>
+        </w:rPr>
+        <w:t>ode source commenté et choix de programmation</w:t>
+      </w:r>
+    </w:p>
+    <w:p>
+      <w:pPr>
+        <w:pStyle w:val="Paragraphedeliste"/>
+        <w:spacing w:before="100" w:beforeAutospacing="1" w:after="100" w:afterAutospacing="1" w:line="240" w:lineRule="auto"/>
+        <w:jc w:val="both"/>
+        <w:outlineLvl w:val="1"/>
+        <w:rPr>
+          <w:rFonts w:eastAsia="Times New Roman" w:cstheme="minorHAnsi"/>
+          <w:kern w:val="0"/>
+          <w:sz w:val="20"/>
+          <w:szCs w:val="20"/>
+          <w:lang w:eastAsia="fr-FR"/>
+          <w14:ligatures w14:val="none"/>
+        </w:rPr>
+      </w:pPr>
     </w:p>
     <w:p>
       <w:pPr>
@@ -719,8 +1343,116 @@
           <w:lang w:eastAsia="fr-FR"/>
           <w14:ligatures w14:val="none"/>
         </w:rPr>
-        <w:t>------------------------------------------ p.17</w:t>
-      </w:r>
+        <w:t>------------------------------------------ p.</w:t>
+      </w:r>
+      <w:r>
+        <w:rPr>
+          <w:rFonts w:eastAsia="Times New Roman" w:cstheme="minorHAnsi"/>
+          <w:kern w:val="0"/>
+          <w:sz w:val="28"/>
+          <w:szCs w:val="28"/>
+          <w:lang w:eastAsia="fr-FR"/>
+          <w14:ligatures w14:val="none"/>
+        </w:rPr>
+        <w:t>20</w:t>
+      </w:r>
+    </w:p>
+    <w:p>
+      <w:pPr>
+        <w:pStyle w:val="Paragraphedeliste"/>
+        <w:jc w:val="both"/>
+        <w:rPr>
+          <w:rFonts w:eastAsia="Times New Roman" w:cstheme="minorHAnsi"/>
+          <w:kern w:val="0"/>
+          <w:sz w:val="20"/>
+          <w:szCs w:val="20"/>
+          <w:lang w:eastAsia="fr-FR"/>
+          <w14:ligatures w14:val="none"/>
+        </w:rPr>
+      </w:pPr>
+      <w:r>
+        <w:rPr>
+          <w:rFonts w:eastAsia="Times New Roman" w:cstheme="minorHAnsi"/>
+          <w:kern w:val="0"/>
+          <w:sz w:val="20"/>
+          <w:szCs w:val="20"/>
+          <w:lang w:eastAsia="fr-FR"/>
+          <w14:ligatures w14:val="none"/>
+        </w:rPr>
+        <w:t>Guide</w:t>
+      </w:r>
+      <w:r>
+        <w:rPr>
+          <w:rFonts w:eastAsia="Times New Roman" w:cstheme="minorHAnsi"/>
+          <w:kern w:val="0"/>
+          <w:sz w:val="20"/>
+          <w:szCs w:val="20"/>
+          <w:lang w:eastAsia="fr-FR"/>
+          <w14:ligatures w14:val="none"/>
+        </w:rPr>
+        <w:t xml:space="preserve"> utilisateur – client</w:t>
+      </w:r>
+    </w:p>
+    <w:p>
+      <w:pPr>
+        <w:pStyle w:val="Paragraphedeliste"/>
+        <w:jc w:val="both"/>
+        <w:rPr>
+          <w:rFonts w:eastAsia="Times New Roman" w:cstheme="minorHAnsi"/>
+          <w:kern w:val="0"/>
+          <w:sz w:val="20"/>
+          <w:szCs w:val="20"/>
+          <w:lang w:eastAsia="fr-FR"/>
+          <w14:ligatures w14:val="none"/>
+        </w:rPr>
+      </w:pPr>
+      <w:r>
+        <w:rPr>
+          <w:rFonts w:eastAsia="Times New Roman" w:cstheme="minorHAnsi"/>
+          <w:kern w:val="0"/>
+          <w:sz w:val="20"/>
+          <w:szCs w:val="20"/>
+          <w:lang w:eastAsia="fr-FR"/>
+          <w14:ligatures w14:val="none"/>
+        </w:rPr>
+        <w:t>Guide utilisateur – administrateur</w:t>
+      </w:r>
+    </w:p>
+    <w:p>
+      <w:pPr>
+        <w:pStyle w:val="Paragraphedeliste"/>
+        <w:jc w:val="both"/>
+        <w:rPr>
+          <w:rFonts w:eastAsia="Times New Roman" w:cstheme="minorHAnsi"/>
+          <w:kern w:val="0"/>
+          <w:sz w:val="28"/>
+          <w:szCs w:val="28"/>
+          <w:lang w:eastAsia="fr-FR"/>
+          <w14:ligatures w14:val="none"/>
+        </w:rPr>
+      </w:pPr>
+      <w:r>
+        <w:rPr>
+          <w:rFonts w:eastAsia="Times New Roman" w:cstheme="minorHAnsi"/>
+          <w:kern w:val="0"/>
+          <w:sz w:val="20"/>
+          <w:szCs w:val="20"/>
+          <w:lang w:eastAsia="fr-FR"/>
+          <w14:ligatures w14:val="none"/>
+        </w:rPr>
+        <w:t>Documentation technique – Maintenance et évolutions futures</w:t>
+      </w:r>
+    </w:p>
+    <w:p>
+      <w:pPr>
+        <w:pStyle w:val="Paragraphedeliste"/>
+        <w:jc w:val="both"/>
+        <w:rPr>
+          <w:rFonts w:cstheme="minorHAnsi"/>
+          <w:sz w:val="20"/>
+          <w:szCs w:val="20"/>
+        </w:rPr>
+      </w:pPr>
     </w:p>
     <w:p>
       <w:pPr>
@@ -747,8 +1479,71 @@
           <w:sz w:val="28"/>
           <w:szCs w:val="28"/>
         </w:rPr>
-        <w:t>------------------------------- p.23</w:t>
-      </w:r>
+        <w:t>------------------------------- p.2</w:t>
+      </w:r>
+      <w:r>
+        <w:rPr>
+          <w:sz w:val="28"/>
+          <w:szCs w:val="28"/>
+        </w:rPr>
+        <w:t>4</w:t>
+      </w:r>
+    </w:p>
+    <w:p>
+      <w:pPr>
+        <w:pStyle w:val="Paragraphedeliste"/>
+        <w:jc w:val="both"/>
+        <w:rPr>
+          <w:sz w:val="20"/>
+          <w:szCs w:val="20"/>
+        </w:rPr>
+      </w:pPr>
+      <w:r>
+        <w:rPr>
+          <w:sz w:val="20"/>
+          <w:szCs w:val="20"/>
+        </w:rPr>
+        <w:t>Gestion</w:t>
+      </w:r>
+      <w:r>
+        <w:rPr>
+          <w:sz w:val="20"/>
+          <w:szCs w:val="20"/>
+        </w:rPr>
+        <w:t xml:space="preserve"> des variables d’environnement</w:t>
+      </w:r>
+    </w:p>
+    <w:p>
+      <w:pPr>
+        <w:pStyle w:val="Paragraphedeliste"/>
+        <w:jc w:val="both"/>
+        <w:rPr>
+          <w:sz w:val="20"/>
+          <w:szCs w:val="20"/>
+        </w:rPr>
+      </w:pPr>
+    </w:p>
+    <w:p>
+      <w:pPr>
+        <w:ind w:left="360"/>
+        <w:jc w:val="both"/>
+        <w:rPr>
+          <w:rFonts w:cstheme="minorHAnsi"/>
+          <w:sz w:val="28"/>
+          <w:szCs w:val="28"/>
+        </w:rPr>
+      </w:pPr>
+    </w:p>
+    <w:p>
+      <w:pPr>
+        <w:pStyle w:val="Paragraphedeliste"/>
+        <w:jc w:val="both"/>
+        <w:rPr>
+          <w:rFonts w:cstheme="minorHAnsi"/>
+          <w:sz w:val="28"/>
+          <w:szCs w:val="28"/>
+        </w:rPr>
+      </w:pPr>
     </w:p>
     <w:p>
       <w:pPr>
@@ -783,8 +1578,134 @@
           <w:sz w:val="28"/>
           <w:szCs w:val="28"/>
         </w:rPr>
-        <w:t xml:space="preserve"> p.24</w:t>
-      </w:r>
+        <w:t xml:space="preserve"> p.2</w:t>
+      </w:r>
+      <w:r>
+        <w:rPr>
+          <w:sz w:val="28"/>
+          <w:szCs w:val="28"/>
+        </w:rPr>
+        <w:t>7</w:t>
+      </w:r>
+    </w:p>
+    <w:p>
+      <w:pPr>
+        <w:pStyle w:val="Paragraphedeliste"/>
+        <w:jc w:val="both"/>
+        <w:rPr>
+          <w:sz w:val="20"/>
+          <w:szCs w:val="20"/>
+        </w:rPr>
+      </w:pPr>
+      <w:r>
+        <w:rPr>
+          <w:sz w:val="20"/>
+          <w:szCs w:val="20"/>
+        </w:rPr>
+        <w:t>Sécurité</w:t>
+      </w:r>
+      <w:r>
+        <w:rPr>
+          <w:sz w:val="20"/>
+          <w:szCs w:val="20"/>
+        </w:rPr>
+        <w:t xml:space="preserve"> – Expiration du </w:t>
+      </w:r>
+      <w:proofErr w:type="spellStart"/>
+      <w:r>
+        <w:rPr>
+          <w:sz w:val="20"/>
+          <w:szCs w:val="20"/>
+        </w:rPr>
+        <w:t>token</w:t>
+      </w:r>
+      <w:proofErr w:type="spellEnd"/>
+      <w:r>
+        <w:rPr>
+          <w:sz w:val="20"/>
+          <w:szCs w:val="20"/>
+        </w:rPr>
+        <w:t xml:space="preserve"> JWT</w:t>
+      </w:r>
+    </w:p>
+    <w:p>
+      <w:pPr>
+        <w:pStyle w:val="Paragraphedeliste"/>
+        <w:jc w:val="both"/>
+        <w:rPr>
+          <w:sz w:val="20"/>
+          <w:szCs w:val="20"/>
+        </w:rPr>
+      </w:pPr>
+      <w:r>
+        <w:rPr>
+          <w:sz w:val="20"/>
+          <w:szCs w:val="20"/>
+        </w:rPr>
+        <w:t>Fonctionnalité – Gestion des stocks</w:t>
+      </w:r>
+    </w:p>
+    <w:p>
+      <w:pPr>
+        <w:pStyle w:val="Paragraphedeliste"/>
+        <w:jc w:val="both"/>
+        <w:rPr>
+          <w:sz w:val="20"/>
+          <w:szCs w:val="20"/>
+        </w:rPr>
+      </w:pPr>
+      <w:r>
+        <w:rPr>
+          <w:sz w:val="20"/>
+          <w:szCs w:val="20"/>
+        </w:rPr>
+        <w:t>Fonctionnalité – Système d’avis</w:t>
+      </w:r>
+    </w:p>
+    <w:p>
+      <w:pPr>
+        <w:pStyle w:val="Paragraphedeliste"/>
+        <w:jc w:val="both"/>
+        <w:rPr>
+          <w:sz w:val="20"/>
+          <w:szCs w:val="20"/>
+        </w:rPr>
+      </w:pPr>
+      <w:r>
+        <w:rPr>
+          <w:sz w:val="20"/>
+          <w:szCs w:val="20"/>
+        </w:rPr>
+        <w:t>Fonctionnalité – Newsletter</w:t>
+      </w:r>
+    </w:p>
+    <w:p>
+      <w:pPr>
+        <w:pStyle w:val="Paragraphedeliste"/>
+        <w:jc w:val="both"/>
+        <w:rPr>
+          <w:sz w:val="20"/>
+          <w:szCs w:val="20"/>
+        </w:rPr>
+      </w:pPr>
+      <w:r>
+        <w:rPr>
+          <w:sz w:val="20"/>
+          <w:szCs w:val="20"/>
+        </w:rPr>
+        <w:t>Fonctionnalité – Modification de produit</w:t>
+      </w:r>
+    </w:p>
+    <w:p>
+      <w:pPr>
+        <w:pStyle w:val="Paragraphedeliste"/>
+        <w:jc w:val="both"/>
+        <w:rPr>
+          <w:rFonts w:cstheme="minorHAnsi"/>
+          <w:sz w:val="20"/>
+          <w:szCs w:val="20"/>
+        </w:rPr>
+      </w:pPr>
     </w:p>
     <w:p>
       <w:pPr>
@@ -821,6 +1742,49 @@
         </w:rPr>
         <w:t>el</w:t>
       </w:r>
+      <w:r>
+        <w:rPr>
+          <w:sz w:val="28"/>
+          <w:szCs w:val="28"/>
+        </w:rPr>
+        <w:t>--------------------------------------------------------------p.2</w:t>
+      </w:r>
+      <w:r>
+        <w:rPr>
+          <w:sz w:val="28"/>
+          <w:szCs w:val="28"/>
+        </w:rPr>
+        <w:t>8</w:t>
+      </w:r>
+    </w:p>
+    <w:p>
+      <w:pPr>
+        <w:pStyle w:val="Paragraphedeliste"/>
+        <w:numPr>
+          <w:ilvl w:val="0"/>
+          <w:numId w:val="13"/>
+        </w:numPr>
+        <w:jc w:val="both"/>
+        <w:rPr>
+          <w:rFonts w:cstheme="minorHAnsi"/>
+          <w:sz w:val="28"/>
+          <w:szCs w:val="28"/>
+        </w:rPr>
+      </w:pPr>
+      <w:r>
+        <w:rPr>
+          <w:sz w:val="28"/>
+          <w:szCs w:val="28"/>
+        </w:rPr>
+        <w:t>Conclusion--------------------------------------------------------------------p.3</w:t>
+      </w:r>
+      <w:r>
+        <w:rPr>
+          <w:sz w:val="28"/>
+          <w:szCs w:val="28"/>
+        </w:rPr>
+        <w:t>1</w:t>
+      </w:r>
     </w:p>
     <w:p>
       <w:pPr>
@@ -989,7 +1953,10 @@
           <w:u w:val="single"/>
         </w:rPr>
       </w:pPr>
-      <w:r>
+    </w:p>
+    <w:p>
+      <w:pPr>
+        <w:jc w:val="center"/>
         <w:rPr>
           <w:b/>
           <w:bCs/>
@@ -997,20 +1964,53 @@
           <w:szCs w:val="44"/>
           <w:u w:val="single"/>
         </w:rPr>
+      </w:pPr>
+    </w:p>
+    <w:p>
+      <w:pPr>
+        <w:jc w:val="center"/>
+        <w:rPr>
+          <w:b/>
+          <w:bCs/>
+          <w:sz w:val="44"/>
+          <w:szCs w:val="44"/>
+          <w:u w:val="single"/>
+        </w:rPr>
+      </w:pPr>
+    </w:p>
+    <w:p>
+      <w:pPr>
+        <w:jc w:val="center"/>
+        <w:rPr>
+          <w:b/>
+          <w:bCs/>
+          <w:sz w:val="44"/>
+          <w:szCs w:val="44"/>
+          <w:u w:val="single"/>
+        </w:rPr>
+      </w:pPr>
+    </w:p>
+    <w:p>
+      <w:pPr>
+        <w:jc w:val="center"/>
+        <w:rPr>
+          <w:b/>
+          <w:bCs/>
+          <w:sz w:val="44"/>
+          <w:szCs w:val="44"/>
+          <w:u w:val="single"/>
+        </w:rPr>
+      </w:pPr>
+      <w:r>
+        <w:rPr>
+          <w:b/>
+          <w:bCs/>
+          <w:sz w:val="44"/>
+          <w:szCs w:val="44"/>
+          <w:u w:val="single"/>
+        </w:rPr>
         <w:t>Introduction</w:t>
       </w:r>
-    </w:p>
-    <w:p>
-      <w:pPr>
-        <w:jc w:val="both"/>
-        <w:rPr>
-          <w:b/>
-          <w:bCs/>
-          <w:sz w:val="36"/>
-          <w:szCs w:val="36"/>
-          <w:u w:val="single"/>
-        </w:rPr>
-      </w:pPr>
     </w:p>
     <w:p>
       <w:pPr>
@@ -1201,19 +2201,30 @@
       <w:pPr>
         <w:jc w:val="both"/>
         <w:rPr>
-          <w:sz w:val="28"/>
-          <w:szCs w:val="28"/>
-        </w:rPr>
-      </w:pPr>
-      <w:r>
-        <w:rPr>
           <w:b/>
           <w:bCs/>
           <w:sz w:val="36"/>
           <w:szCs w:val="36"/>
           <w:u w:val="single"/>
         </w:rPr>
-        <w:lastRenderedPageBreak/>
+      </w:pPr>
+    </w:p>
+    <w:p>
+      <w:pPr>
+        <w:jc w:val="both"/>
+        <w:rPr>
+          <w:sz w:val="28"/>
+          <w:szCs w:val="28"/>
+        </w:rPr>
+      </w:pPr>
+      <w:r>
+        <w:rPr>
+          <w:b/>
+          <w:bCs/>
+          <w:sz w:val="36"/>
+          <w:szCs w:val="36"/>
+          <w:u w:val="single"/>
+        </w:rPr>
         <w:t>1. Description du projet</w:t>
       </w:r>
     </w:p>
@@ -1541,7 +2552,6 @@
           <w:szCs w:val="32"/>
           <w:u w:val="single"/>
         </w:rPr>
-        <w:lastRenderedPageBreak/>
         <w:t>Besoins auxquels le projet répond</w:t>
       </w:r>
     </w:p>
@@ -1806,7 +2816,27 @@
           <w:szCs w:val="32"/>
           <w:u w:val="single"/>
         </w:rPr>
-        <w:t>2. Spécifications techniques et fonctionnelles</w:t>
+        <w:t>2. Spécific</w:t>
+      </w:r>
+      <w:r>
+        <w:rPr>
+          <w:b/>
+          <w:bCs/>
+          <w:sz w:val="32"/>
+          <w:szCs w:val="32"/>
+          <w:u w:val="single"/>
+        </w:rPr>
+        <w:t>ités</w:t>
+      </w:r>
+      <w:r>
+        <w:rPr>
+          <w:b/>
+          <w:bCs/>
+          <w:sz w:val="32"/>
+          <w:szCs w:val="32"/>
+          <w:u w:val="single"/>
+        </w:rPr>
+        <w:t xml:space="preserve"> techniques et fonctionnelles</w:t>
       </w:r>
     </w:p>
     <w:p>
@@ -2126,7 +3156,6 @@
           <w:b/>
           <w:bCs/>
         </w:rPr>
-        <w:lastRenderedPageBreak/>
         <w:t>Frontend client :</w:t>
       </w:r>
     </w:p>
@@ -2696,6 +3725,7 @@
         <w:jc w:val="both"/>
       </w:pPr>
       <w:r>
+        <w:lastRenderedPageBreak/>
         <w:t xml:space="preserve">Le backend expose une </w:t>
       </w:r>
       <w:r>
@@ -2734,7 +3764,6 @@
           <w:bCs/>
           <w:u w:val="single"/>
         </w:rPr>
-        <w:lastRenderedPageBreak/>
         <w:t>Spécifications fonctionnelles détaillées</w:t>
       </w:r>
     </w:p>
@@ -3159,15 +4188,6 @@
     <w:p>
       <w:pPr>
         <w:jc w:val="both"/>
-        <w:rPr>
-          <w:b/>
-          <w:bCs/>
-        </w:rPr>
-      </w:pPr>
-    </w:p>
-    <w:p>
-      <w:pPr>
-        <w:jc w:val="both"/>
       </w:pPr>
       <w:r>
         <w:rPr>
@@ -3309,7 +4329,6 @@
           <w:b/>
           <w:bCs/>
         </w:rPr>
-        <w:lastRenderedPageBreak/>
         <w:t>Module Administration</w:t>
       </w:r>
     </w:p>
@@ -3882,7 +4901,19 @@
           <w:lang w:eastAsia="fr-FR"/>
           <w14:ligatures w14:val="none"/>
         </w:rPr>
-        <w:t>L'analyse technique a mis en évidence plusieurs contraintes à respecter. La sécurité des données impose un système d'authentification robuste avec gestion différenciée des rôles (utilisateur / administrateur). La performance et la réactivité de l'interface nécessitent une architecture SPA (Single Page Application) évitant les rechargements de page complets. La gestion des médias exige un service d'hébergement cloud fiable pour les images produits. La fiabilité des paiements impose l'intégration d'une passerelle de paiement éprouvée et sécurisée. Enfin, la maintenabilité du code requiert une séparation claire des responsabilités entre les différentes couches de l'application.</w:t>
+        <w:t xml:space="preserve">L'analyse technique a mis en évidence plusieurs contraintes à respecter. La sécurité des données impose un système d'authentification robuste avec gestion différenciée des rôles (utilisateur / administrateur). La performance et la réactivité de l'interface nécessitent une architecture SPA (Single Page Application) évitant les rechargements de page complets. La gestion des médias exige un service d'hébergement cloud fiable pour les images produits. La fiabilité des paiements impose l'intégration d'une </w:t>
+      </w:r>
+      <w:r>
+        <w:rPr>
+          <w:rFonts w:ascii="Times New Roman" w:eastAsia="Times New Roman" w:hAnsi="Times New Roman" w:cs="Times New Roman"/>
+          <w:kern w:val="0"/>
+          <w:sz w:val="24"/>
+          <w:szCs w:val="24"/>
+          <w:lang w:eastAsia="fr-FR"/>
+          <w14:ligatures w14:val="none"/>
+        </w:rPr>
+        <w:lastRenderedPageBreak/>
+        <w:t>passerelle de paiement éprouvée et sécurisée. Enfin, la maintenabilité du code requiert une séparation claire des responsabilités entre les différentes couches de l'application.</w:t>
       </w:r>
     </w:p>
     <w:p>
@@ -3969,7 +5000,7 @@
           <w:lang w:eastAsia="fr-FR"/>
           <w14:ligatures w14:val="none"/>
         </w:rPr>
-        <w:t>3a. Choix technologiques et outils utilisés</w:t>
+        <w:t xml:space="preserve"> Choix technologiques et outils utilisés</w:t>
       </w:r>
     </w:p>
     <w:p>
@@ -4797,7 +5828,6 @@
           <w:lang w:eastAsia="fr-FR"/>
           <w14:ligatures w14:val="none"/>
         </w:rPr>
-        <w:lastRenderedPageBreak/>
         <w:t xml:space="preserve">Vite — Outil de </w:t>
       </w:r>
       <w:proofErr w:type="spellStart"/>
@@ -5922,7 +6952,6 @@
           <w:lang w:eastAsia="fr-FR"/>
           <w14:ligatures w14:val="none"/>
         </w:rPr>
-        <w:lastRenderedPageBreak/>
         <w:t xml:space="preserve">Axios — Requêtes </w:t>
       </w:r>
       <w:r>
@@ -6996,15 +8025,9 @@
           <w:lang w:eastAsia="fr-FR"/>
           <w14:ligatures w14:val="none"/>
         </w:rPr>
-        <w:t>Phase 2 — Connexion à la base de données et configuration des services cloud</w:t>
-      </w:r>
-    </w:p>
-    <w:p>
-      <w:pPr>
-        <w:pStyle w:val="Paragraphedeliste"/>
-        <w:spacing w:before="100" w:beforeAutospacing="1" w:after="100" w:afterAutospacing="1" w:line="240" w:lineRule="auto"/>
-        <w:jc w:val="both"/>
-        <w:outlineLvl w:val="2"/>
+        <w:t>Phase 2 — Conne</w:t>
+      </w:r>
+      <w:r>
         <w:rPr>
           <w:rFonts w:ascii="Times New Roman" w:eastAsia="Times New Roman" w:hAnsi="Times New Roman" w:cs="Times New Roman"/>
           <w:b/>
@@ -7015,6 +8038,38 @@
           <w:lang w:eastAsia="fr-FR"/>
           <w14:ligatures w14:val="none"/>
         </w:rPr>
+        <w:t>ct</w:t>
+      </w:r>
+      <w:r>
+        <w:rPr>
+          <w:rFonts w:ascii="Times New Roman" w:eastAsia="Times New Roman" w:hAnsi="Times New Roman" w:cs="Times New Roman"/>
+          <w:b/>
+          <w:bCs/>
+          <w:kern w:val="0"/>
+          <w:sz w:val="27"/>
+          <w:szCs w:val="27"/>
+          <w:lang w:eastAsia="fr-FR"/>
+          <w14:ligatures w14:val="none"/>
+        </w:rPr>
+        <w:t>ion à la base de données et configuration des services cloud</w:t>
+      </w:r>
+    </w:p>
+    <w:p>
+      <w:pPr>
+        <w:pStyle w:val="Paragraphedeliste"/>
+        <w:spacing w:before="100" w:beforeAutospacing="1" w:after="100" w:afterAutospacing="1" w:line="240" w:lineRule="auto"/>
+        <w:jc w:val="both"/>
+        <w:outlineLvl w:val="2"/>
+        <w:rPr>
+          <w:rFonts w:ascii="Times New Roman" w:eastAsia="Times New Roman" w:hAnsi="Times New Roman" w:cs="Times New Roman"/>
+          <w:b/>
+          <w:bCs/>
+          <w:kern w:val="0"/>
+          <w:sz w:val="27"/>
+          <w:szCs w:val="27"/>
+          <w:lang w:eastAsia="fr-FR"/>
+          <w14:ligatures w14:val="none"/>
+        </w:rPr>
       </w:pPr>
     </w:p>
     <w:p>
@@ -7230,6 +8285,7 @@
           <w:lang w:eastAsia="fr-FR"/>
           <w14:ligatures w14:val="none"/>
         </w:rPr>
+        <w:lastRenderedPageBreak/>
         <w:t>connectCloudinary</w:t>
       </w:r>
       <w:proofErr w:type="spellEnd"/>
@@ -8191,7 +9247,6 @@
           <w:lang w:eastAsia="fr-FR"/>
           <w14:ligatures w14:val="none"/>
         </w:rPr>
-        <w:lastRenderedPageBreak/>
         <w:t xml:space="preserve">Le schéma </w:t>
       </w:r>
       <w:r>
@@ -9081,16 +10136,10 @@
           <w:lang w:eastAsia="fr-FR"/>
           <w14:ligatures w14:val="none"/>
         </w:rPr>
-        <w:lastRenderedPageBreak/>
-        <w:t>Phase 4 — Développement de l'API REST backend</w:t>
-      </w:r>
-    </w:p>
-    <w:p>
-      <w:pPr>
-        <w:pStyle w:val="Paragraphedeliste"/>
-        <w:spacing w:before="100" w:beforeAutospacing="1" w:after="100" w:afterAutospacing="1" w:line="240" w:lineRule="auto"/>
-        <w:jc w:val="both"/>
-        <w:outlineLvl w:val="2"/>
+        <w:t xml:space="preserve">Phase 4 — Développement de l'API REST </w:t>
+      </w:r>
+      <w:proofErr w:type="gramStart"/>
+      <w:r>
         <w:rPr>
           <w:rFonts w:ascii="Times New Roman" w:eastAsia="Times New Roman" w:hAnsi="Times New Roman" w:cs="Times New Roman"/>
           <w:b/>
@@ -9101,6 +10150,52 @@
           <w:lang w:eastAsia="fr-FR"/>
           <w14:ligatures w14:val="none"/>
         </w:rPr>
+        <w:t xml:space="preserve">( </w:t>
+      </w:r>
+      <w:r>
+        <w:rPr>
+          <w:rFonts w:ascii="Times New Roman" w:eastAsia="Times New Roman" w:hAnsi="Times New Roman" w:cs="Times New Roman"/>
+          <w:b/>
+          <w:bCs/>
+          <w:kern w:val="0"/>
+          <w:sz w:val="27"/>
+          <w:szCs w:val="27"/>
+          <w:lang w:eastAsia="fr-FR"/>
+          <w14:ligatures w14:val="none"/>
+        </w:rPr>
+        <w:t>backend</w:t>
+      </w:r>
+      <w:proofErr w:type="gramEnd"/>
+      <w:r>
+        <w:rPr>
+          <w:rFonts w:ascii="Times New Roman" w:eastAsia="Times New Roman" w:hAnsi="Times New Roman" w:cs="Times New Roman"/>
+          <w:b/>
+          <w:bCs/>
+          <w:kern w:val="0"/>
+          <w:sz w:val="27"/>
+          <w:szCs w:val="27"/>
+          <w:lang w:eastAsia="fr-FR"/>
+          <w14:ligatures w14:val="none"/>
+        </w:rPr>
+        <w:t xml:space="preserve"> )</w:t>
+      </w:r>
+    </w:p>
+    <w:p>
+      <w:pPr>
+        <w:pStyle w:val="Paragraphedeliste"/>
+        <w:spacing w:before="100" w:beforeAutospacing="1" w:after="100" w:afterAutospacing="1" w:line="240" w:lineRule="auto"/>
+        <w:jc w:val="both"/>
+        <w:outlineLvl w:val="2"/>
+        <w:rPr>
+          <w:rFonts w:ascii="Times New Roman" w:eastAsia="Times New Roman" w:hAnsi="Times New Roman" w:cs="Times New Roman"/>
+          <w:b/>
+          <w:bCs/>
+          <w:kern w:val="0"/>
+          <w:sz w:val="27"/>
+          <w:szCs w:val="27"/>
+          <w:lang w:eastAsia="fr-FR"/>
+          <w14:ligatures w14:val="none"/>
+        </w:rPr>
       </w:pPr>
     </w:p>
     <w:p>
@@ -10528,7 +11623,6 @@
           <w:lang w:eastAsia="fr-FR"/>
           <w14:ligatures w14:val="none"/>
         </w:rPr>
-        <w:lastRenderedPageBreak/>
         <w:t>Module Commandes</w:t>
       </w:r>
     </w:p>
@@ -11664,7 +12758,6 @@
           <w:lang w:eastAsia="fr-FR"/>
           <w14:ligatures w14:val="none"/>
         </w:rPr>
-        <w:lastRenderedPageBreak/>
         <w:t>Phase 7 — Tests et déploiement</w:t>
       </w:r>
     </w:p>
@@ -12001,7 +13094,7 @@
           <w:lang w:eastAsia="fr-FR"/>
           <w14:ligatures w14:val="none"/>
         </w:rPr>
-        <w:t>4a. Code source commenté et choix de programmation</w:t>
+        <w:t xml:space="preserve"> Code source commenté et choix de programmation</w:t>
       </w:r>
     </w:p>
     <w:p>
@@ -12655,7 +13748,6 @@
           <w:lang w:eastAsia="fr-FR"/>
           <w14:ligatures w14:val="none"/>
         </w:rPr>
-        <w:lastRenderedPageBreak/>
         <w:t>Injection de l'</w:t>
       </w:r>
       <w:proofErr w:type="spellStart"/>
@@ -17061,7 +18153,7 @@
           <w:b/>
           <w:bCs/>
         </w:rPr>
-        <w:t>6a. Documentation technique — Maintenance et évolutions futures</w:t>
+        <w:t xml:space="preserve"> Documentation technique — Maintenance et évolutions futures</w:t>
       </w:r>
     </w:p>
     <w:p>
@@ -19957,77 +21049,6 @@
     <w:p>
       <w:pPr>
         <w:jc w:val="both"/>
-        <w:rPr>
-          <w:b/>
-          <w:bCs/>
-          <w:sz w:val="32"/>
-          <w:szCs w:val="32"/>
-        </w:rPr>
-      </w:pPr>
-    </w:p>
-    <w:p>
-      <w:pPr>
-        <w:jc w:val="both"/>
-        <w:rPr>
-          <w:b/>
-          <w:bCs/>
-          <w:sz w:val="32"/>
-          <w:szCs w:val="32"/>
-        </w:rPr>
-      </w:pPr>
-    </w:p>
-    <w:p>
-      <w:pPr>
-        <w:jc w:val="both"/>
-        <w:rPr>
-          <w:sz w:val="32"/>
-          <w:szCs w:val="32"/>
-        </w:rPr>
-      </w:pPr>
-      <w:r>
-        <w:rPr>
-          <w:b/>
-          <w:bCs/>
-          <w:sz w:val="32"/>
-          <w:szCs w:val="32"/>
-        </w:rPr>
-        <w:t>Nommage des fichiers contrôleurs :</w:t>
-      </w:r>
-      <w:r>
-        <w:rPr>
-          <w:sz w:val="32"/>
-          <w:szCs w:val="32"/>
-        </w:rPr>
-        <w:t xml:space="preserve"> </w:t>
-      </w:r>
-    </w:p>
-    <w:p>
-      <w:pPr>
-        <w:jc w:val="both"/>
-      </w:pPr>
-      <w:r>
-        <w:t xml:space="preserve">Il existe une incohérence mineure dans le nommage des fichiers contrôleurs : cartControler.js et orderControler.js utilisent </w:t>
-      </w:r>
-      <w:proofErr w:type="spellStart"/>
-      <w:r>
-        <w:t>Controler</w:t>
-      </w:r>
-      <w:proofErr w:type="spellEnd"/>
-      <w:r>
-        <w:t xml:space="preserve"> (un seul l) tandis que productController.js et userController.js utilisent Controller. Cette incohérence n'affecte pas le fonctionnement mais doit être prise en compte lors de tout </w:t>
-      </w:r>
-      <w:proofErr w:type="spellStart"/>
-      <w:r>
-        <w:t>refactoring</w:t>
-      </w:r>
-      <w:proofErr w:type="spellEnd"/>
-      <w:r>
-        <w:t>.</w:t>
-      </w:r>
-    </w:p>
-    <w:p>
-      <w:pPr>
-        <w:jc w:val="both"/>
       </w:pPr>
     </w:p>
     <w:p>
@@ -20049,6 +21070,7 @@
           <w:szCs w:val="36"/>
           <w:u w:val="single"/>
         </w:rPr>
+        <w:lastRenderedPageBreak/>
         <w:t>7.</w:t>
       </w:r>
       <w:r>
@@ -20446,7 +21468,10 @@
           <w:u w:val="single"/>
         </w:rPr>
       </w:pPr>
-      <w:r>
+    </w:p>
+    <w:p>
+      <w:pPr>
+        <w:jc w:val="both"/>
         <w:rPr>
           <w:b/>
           <w:bCs/>
@@ -20454,9 +21479,11 @@
           <w:szCs w:val="40"/>
           <w:u w:val="single"/>
         </w:rPr>
-        <w:t>8.</w:t>
-      </w:r>
-      <w:r>
+      </w:pPr>
+    </w:p>
+    <w:p>
+      <w:pPr>
+        <w:jc w:val="both"/>
         <w:rPr>
           <w:b/>
           <w:bCs/>
@@ -20464,8 +21491,7 @@
           <w:szCs w:val="40"/>
           <w:u w:val="single"/>
         </w:rPr>
-        <w:t>Bilan personnel</w:t>
-      </w:r>
+      </w:pPr>
     </w:p>
     <w:p>
       <w:pPr>
@@ -20485,6 +21511,51 @@
         <w:rPr>
           <w:b/>
           <w:bCs/>
+          <w:sz w:val="40"/>
+          <w:szCs w:val="40"/>
+          <w:u w:val="single"/>
+        </w:rPr>
+      </w:pPr>
+      <w:r>
+        <w:rPr>
+          <w:b/>
+          <w:bCs/>
+          <w:sz w:val="40"/>
+          <w:szCs w:val="40"/>
+          <w:u w:val="single"/>
+        </w:rPr>
+        <w:lastRenderedPageBreak/>
+        <w:t>8.</w:t>
+      </w:r>
+      <w:r>
+        <w:rPr>
+          <w:b/>
+          <w:bCs/>
+          <w:sz w:val="40"/>
+          <w:szCs w:val="40"/>
+          <w:u w:val="single"/>
+        </w:rPr>
+        <w:t>Bilan personnel</w:t>
+      </w:r>
+    </w:p>
+    <w:p>
+      <w:pPr>
+        <w:jc w:val="both"/>
+        <w:rPr>
+          <w:b/>
+          <w:bCs/>
+          <w:sz w:val="40"/>
+          <w:szCs w:val="40"/>
+          <w:u w:val="single"/>
+        </w:rPr>
+      </w:pPr>
+    </w:p>
+    <w:p>
+      <w:pPr>
+        <w:jc w:val="both"/>
+        <w:rPr>
+          <w:b/>
+          <w:bCs/>
           <w:sz w:val="36"/>
           <w:szCs w:val="36"/>
           <w:u w:val="single"/>
@@ -21017,7 +22088,10 @@
           <w:u w:val="single"/>
         </w:rPr>
       </w:pPr>
-      <w:r>
+    </w:p>
+    <w:p>
+      <w:pPr>
+        <w:jc w:val="both"/>
         <w:rPr>
           <w:b/>
           <w:bCs/>
@@ -21025,6 +22099,15 @@
           <w:szCs w:val="36"/>
           <w:u w:val="single"/>
         </w:rPr>
+      </w:pPr>
+      <w:r>
+        <w:rPr>
+          <w:b/>
+          <w:bCs/>
+          <w:sz w:val="36"/>
+          <w:szCs w:val="36"/>
+          <w:u w:val="single"/>
+        </w:rPr>
         <w:lastRenderedPageBreak/>
         <w:t>Points à améliorer</w:t>
       </w:r>
@@ -21288,11 +22371,6 @@
       <w:pPr>
         <w:jc w:val="both"/>
       </w:pPr>
-      <w:r>
-        <w:pict w14:anchorId="09EF52AE">
-          <v:rect id="_x0000_i1050" style="width:0;height:1.5pt" o:hralign="center" o:hrstd="t" o:hr="t" fillcolor="#a0a0a0" stroked="f"/>
-        </w:pict>
-      </w:r>
     </w:p>
     <w:p>
       <w:pPr>
@@ -21426,7 +22504,7 @@
         <w:jc w:val="both"/>
       </w:pPr>
       <w:r>
-        <w:t xml:space="preserve">Le premier point fort est simplement que l'application fonctionne dans son intégralité. </w:t>
+        <w:t xml:space="preserve">Le premier point fort est que l'application fonctionne dans son intégralité. </w:t>
       </w:r>
       <w:r>
         <w:t>Du catalogue produit</w:t>
@@ -21698,7 +22776,10 @@
           <w:u w:val="single"/>
         </w:rPr>
       </w:pPr>
-      <w:r>
+    </w:p>
+    <w:p>
+      <w:pPr>
+        <w:jc w:val="both"/>
         <w:rPr>
           <w:b/>
           <w:bCs/>
@@ -21706,7 +22787,27 @@
           <w:szCs w:val="36"/>
           <w:u w:val="single"/>
         </w:rPr>
-        <w:lastRenderedPageBreak/>
+      </w:pPr>
+    </w:p>
+    <w:p>
+      <w:pPr>
+        <w:jc w:val="both"/>
+        <w:rPr>
+          <w:b/>
+          <w:bCs/>
+          <w:sz w:val="36"/>
+          <w:szCs w:val="36"/>
+          <w:u w:val="single"/>
+        </w:rPr>
+      </w:pPr>
+      <w:r>
+        <w:rPr>
+          <w:b/>
+          <w:bCs/>
+          <w:sz w:val="36"/>
+          <w:szCs w:val="36"/>
+          <w:u w:val="single"/>
+        </w:rPr>
         <w:t>9.</w:t>
       </w:r>
       <w:r>
